--- a/klagomål/A 35447-2026 FSC-klagomål.docx
+++ b/klagomål/A 35447-2026 FSC-klagomål.docx
@@ -747,7 +747,7 @@
     <w:r>
       <w:tab/>
       <w:tab/>
-      <w:t>2026-08-29</w:t>
+      <w:t>2026-08-31</w:t>
       <w:br/>
       <w:br/>
     </w:r>

--- a/klagomål/A 35447-2026 FSC-klagomål.docx
+++ b/klagomål/A 35447-2026 FSC-klagomål.docx
@@ -747,7 +747,7 @@
     <w:r>
       <w:tab/>
       <w:tab/>
-      <w:t>2026-08-31</w:t>
+      <w:t>2026-09-01</w:t>
       <w:br/>
       <w:br/>
     </w:r>

--- a/klagomål/A 35447-2026 FSC-klagomål.docx
+++ b/klagomål/A 35447-2026 FSC-klagomål.docx
@@ -747,7 +747,7 @@
     <w:r>
       <w:tab/>
       <w:tab/>
-      <w:t>2026-09-01</w:t>
+      <w:t>2026-09-02</w:t>
       <w:br/>
       <w:br/>
     </w:r>

--- a/klagomål/A 35447-2026 FSC-klagomål.docx
+++ b/klagomål/A 35447-2026 FSC-klagomål.docx
@@ -747,7 +747,7 @@
     <w:r>
       <w:tab/>
       <w:tab/>
-      <w:t>2026-09-02</w:t>
+      <w:t>2026-09-03</w:t>
       <w:br/>
       <w:br/>
     </w:r>

--- a/klagomål/A 35447-2026 FSC-klagomål.docx
+++ b/klagomål/A 35447-2026 FSC-klagomål.docx
@@ -747,7 +747,7 @@
     <w:r>
       <w:tab/>
       <w:tab/>
-      <w:t>2026-09-03</w:t>
+      <w:t>2026-09-04</w:t>
       <w:br/>
       <w:br/>
     </w:r>

--- a/klagomål/A 35447-2026 FSC-klagomål.docx
+++ b/klagomål/A 35447-2026 FSC-klagomål.docx
@@ -747,7 +747,7 @@
     <w:r>
       <w:tab/>
       <w:tab/>
-      <w:t>2026-09-04</w:t>
+      <w:t>2026-09-05</w:t>
       <w:br/>
       <w:br/>
     </w:r>
